--- a/PPTs/Exams/CSC111 Midterm Exam CR Sp2026 vB ANS.docx
+++ b/PPTs/Exams/CSC111 Midterm Exam CR Sp2026 vB ANS.docx
@@ -4,99 +4,178 @@
   <w:body>
     <w:p>
       <w:pPr>
-        <w:pStyle w:val="Title"/>
-      </w:pPr>
-      <w:bookmarkStart w:id="0" w:name="_Hlk184909670"/>
-      <w:bookmarkStart w:id="1" w:name="_Hlk535502541"/>
-      <w:bookmarkEnd w:id="0"/>
-      <w:r>
-        <w:t>CSC</w:t>
-      </w:r>
-      <w:r>
-        <w:t>11</w:t>
-      </w:r>
-      <w:r>
-        <w:t>1</w:t>
-      </w:r>
-      <w:r>
+        <w:pBdr>
+          <w:bottom w:val="single" w:sz="8" w:space="4" w:color="4F81BD"/>
+        </w:pBdr>
+        <w:spacing w:after="300" w:line="240" w:lineRule="auto"/>
+        <w:contextualSpacing/>
+        <w:jc w:val="center"/>
+        <w:rPr>
+          <w:rFonts w:ascii="Calibri" w:eastAsiaTheme="minorEastAsia" w:hAnsi="Calibri" w:cs="Times New Roman"/>
+          <w:b/>
+          <w:color w:val="17365D"/>
+          <w:spacing w:val="5"/>
+          <w:kern w:val="28"/>
+          <w:sz w:val="40"/>
+          <w:szCs w:val="48"/>
+        </w:rPr>
+      </w:pPr>
+      <w:bookmarkStart w:id="0" w:name="_Hlk535502541"/>
+      <w:r>
+        <w:rPr>
+          <w:rFonts w:ascii="Calibri" w:eastAsia="MS Gothic" w:hAnsi="Calibri" w:cs="Times New Roman"/>
+          <w:b/>
+          <w:color w:val="17365D"/>
+          <w:spacing w:val="5"/>
+          <w:kern w:val="28"/>
+          <w:sz w:val="40"/>
+          <w:szCs w:val="48"/>
+          <w:lang w:eastAsia="en-US"/>
+        </w:rPr>
+        <w:t>CSC111 Assembly Language Programming</w:t>
+      </w:r>
+    </w:p>
+    <w:p>
+      <w:pPr>
+        <w:pBdr>
+          <w:bottom w:val="single" w:sz="8" w:space="4" w:color="4F81BD"/>
+        </w:pBdr>
+        <w:spacing w:after="300" w:line="240" w:lineRule="auto"/>
+        <w:contextualSpacing/>
+        <w:jc w:val="center"/>
+        <w:rPr>
+          <w:rFonts w:ascii="Calibri" w:eastAsia="宋体" w:hAnsi="Calibri" w:cs="Times New Roman"/>
+          <w:b/>
+          <w:color w:val="17365D"/>
+          <w:spacing w:val="5"/>
+          <w:kern w:val="28"/>
+          <w:sz w:val="40"/>
+          <w:szCs w:val="48"/>
+        </w:rPr>
+      </w:pPr>
+      <w:r>
+        <w:rPr>
+          <w:rFonts w:ascii="Calibri" w:eastAsia="MS Gothic" w:hAnsi="Calibri" w:cs="Times New Roman"/>
+          <w:b/>
+          <w:color w:val="17365D"/>
+          <w:spacing w:val="5"/>
+          <w:kern w:val="28"/>
+          <w:sz w:val="40"/>
+          <w:szCs w:val="48"/>
+          <w:lang w:eastAsia="en-US"/>
+        </w:rPr>
+        <w:t>Spring 2026 Midterm Exam</w:t>
+      </w:r>
+      <w:r>
+        <w:rPr>
+          <w:rFonts w:ascii="Calibri" w:eastAsia="MS Gothic" w:hAnsi="Calibri" w:cs="Times New Roman"/>
+          <w:b/>
+          <w:color w:val="17365D"/>
+          <w:spacing w:val="5"/>
+          <w:kern w:val="28"/>
+          <w:sz w:val="40"/>
+          <w:szCs w:val="48"/>
+          <w:lang w:eastAsia="en-US"/>
+        </w:rPr>
         <w:t xml:space="preserve"> </w:t>
       </w:r>
       <w:r>
-        <w:t>A</w:t>
-      </w:r>
-      <w:r>
-        <w:t>ssembly Language Programming</w:t>
-      </w:r>
-    </w:p>
-    <w:p>
-      <w:pPr>
-        <w:pStyle w:val="Title"/>
-      </w:pPr>
-      <w:r>
-        <w:t>Spring</w:t>
-      </w:r>
-      <w:r>
-        <w:t xml:space="preserve"> </w:t>
-      </w:r>
-      <w:r>
-        <w:t>20</w:t>
-      </w:r>
-      <w:r>
-        <w:t>2</w:t>
-      </w:r>
-      <w:r>
-        <w:t>6</w:t>
-      </w:r>
-      <w:r>
-        <w:t xml:space="preserve"> </w:t>
-      </w:r>
-      <w:r>
-        <w:t>Midterm</w:t>
-      </w:r>
-      <w:r>
-        <w:t xml:space="preserve"> Exam (Makeup)</w:t>
+        <w:rPr>
+          <w:rFonts w:ascii="Calibri" w:eastAsia="宋体" w:hAnsi="Calibri" w:cs="Times New Roman"/>
+          <w:b/>
+          <w:color w:val="17365D"/>
+          <w:spacing w:val="5"/>
+          <w:kern w:val="28"/>
+          <w:sz w:val="40"/>
+          <w:szCs w:val="48"/>
+        </w:rPr>
+        <w:t>(</w:t>
+      </w:r>
+      <w:r>
+        <w:rPr>
+          <w:rFonts w:ascii="Calibri" w:eastAsia="宋体" w:hAnsi="Calibri" w:cs="Times New Roman"/>
+          <w:b/>
+          <w:color w:val="17365D"/>
+          <w:spacing w:val="5"/>
+          <w:kern w:val="28"/>
+          <w:sz w:val="40"/>
+          <w:szCs w:val="48"/>
+        </w:rPr>
+        <w:t xml:space="preserve">B </w:t>
+      </w:r>
+      <w:r>
+        <w:rPr>
+          <w:rFonts w:ascii="Calibri" w:eastAsia="宋体" w:hAnsi="Calibri" w:cs="Times New Roman"/>
+          <w:b/>
+          <w:color w:val="17365D"/>
+          <w:spacing w:val="5"/>
+          <w:kern w:val="28"/>
+          <w:sz w:val="40"/>
+          <w:szCs w:val="48"/>
+        </w:rPr>
+        <w:t>Version)</w:t>
+      </w:r>
+      <w:r>
+        <w:rPr>
+          <w:rFonts w:ascii="Calibri" w:eastAsia="宋体" w:hAnsi="Calibri" w:cs="Times New Roman"/>
+          <w:b/>
+          <w:color w:val="17365D"/>
+          <w:spacing w:val="5"/>
+          <w:kern w:val="28"/>
+          <w:sz w:val="40"/>
+          <w:szCs w:val="48"/>
+        </w:rPr>
+        <w:t xml:space="preserve"> ANS</w:t>
       </w:r>
     </w:p>
     <w:p>
       <w:pPr>
         <w:rPr>
           <w:i/>
-        </w:rPr>
-      </w:pPr>
-      <w:r>
+          <w:lang w:val="nl-NL"/>
+        </w:rPr>
+      </w:pPr>
+      <w:r>
+        <w:rPr>
+          <w:lang w:val="nl-NL"/>
+        </w:rPr>
         <w:t>Student Name</w:t>
       </w:r>
       <w:r>
         <w:rPr>
-          <w:lang w:val="en-GB"/>
+          <w:lang w:val="nl-NL"/>
         </w:rPr>
         <w:t xml:space="preserve">: </w:t>
       </w:r>
       <w:r>
+        <w:rPr>
+          <w:lang w:val="nl-NL"/>
+        </w:rPr>
         <w:t xml:space="preserve">              </w:t>
       </w:r>
       <w:r>
+        <w:rPr>
+          <w:lang w:val="nl-NL"/>
+        </w:rPr>
         <w:t xml:space="preserve">               ID</w:t>
       </w:r>
       <w:r>
         <w:rPr>
           <w:rFonts w:ascii="宋体" w:eastAsia="宋体" w:hAnsi="宋体" w:cs="宋体" w:hint="eastAsia"/>
+          <w:lang w:val="nl-NL"/>
         </w:rPr>
         <w:t>：</w:t>
       </w:r>
       <w:r>
         <w:rPr>
-          <w:lang w:val="en-GB"/>
-        </w:rPr>
-        <w:t xml:space="preserve"> </w:t>
-      </w:r>
-      <w:r>
-        <w:t xml:space="preserve">                             </w:t>
-      </w:r>
-      <w:r>
-        <w:t>_</w:t>
-      </w:r>
-      <w:r>
+          <w:lang w:val="nl-NL"/>
+        </w:rPr>
+        <w:t xml:space="preserve">                              _</w:t>
+      </w:r>
+      <w:r>
+        <w:rPr>
+          <w:lang w:val="nl-NL"/>
+        </w:rPr>
         <w:t>s</w:t>
       </w:r>
     </w:p>
@@ -143,7 +222,7 @@
           <w:p/>
         </w:tc>
       </w:tr>
-      <w:bookmarkEnd w:id="1"/>
+      <w:bookmarkEnd w:id="0"/>
     </w:tbl>
     <w:p/>
     <w:p>
@@ -865,16 +944,8 @@
         <w:rPr>
           <w:rFonts w:ascii="Times New Roman" w:eastAsia="inter" w:hAnsi="Times New Roman" w:cs="Times New Roman"/>
         </w:rPr>
-        <w:t xml:space="preserve"> unsigned </w:t>
-      </w:r>
-      <w:proofErr w:type="spellStart"/>
-      <w:r>
-        <w:rPr>
-          <w:rFonts w:ascii="Times New Roman" w:eastAsia="inter" w:hAnsi="Times New Roman" w:cs="Times New Roman"/>
-        </w:rPr>
-        <w:t>ints</w:t>
-      </w:r>
-      <w:proofErr w:type="spellEnd"/>
+        <w:t xml:space="preserve"> unsigned ints</w:t>
+      </w:r>
       <w:r>
         <w:rPr>
           <w:rFonts w:ascii="Times New Roman" w:eastAsia="inter" w:hAnsi="Times New Roman" w:cs="Times New Roman"/>
@@ -909,8 +980,8 @@
         <w:br/>
         <w:t>D. Zero flag set</w:t>
       </w:r>
-      <w:bookmarkStart w:id="2" w:name="fnref1:3"/>
-      <w:bookmarkEnd w:id="2"/>
+      <w:bookmarkStart w:id="1" w:name="fnref1:3"/>
+      <w:bookmarkEnd w:id="1"/>
     </w:p>
     <w:p>
       <w:pPr>
@@ -950,21 +1021,7 @@
         <w:rPr>
           <w:rFonts w:ascii="Times New Roman" w:eastAsia="inter" w:hAnsi="Times New Roman" w:cs="Times New Roman"/>
         </w:rPr>
-        <w:t xml:space="preserve">subtracting unsigned </w:t>
-      </w:r>
-      <w:proofErr w:type="spellStart"/>
-      <w:r>
-        <w:rPr>
-          <w:rFonts w:ascii="Times New Roman" w:eastAsia="inter" w:hAnsi="Times New Roman" w:cs="Times New Roman"/>
-        </w:rPr>
-        <w:t>ints</w:t>
-      </w:r>
-      <w:proofErr w:type="spellEnd"/>
-      <w:r>
-        <w:rPr>
-          <w:rFonts w:ascii="Times New Roman" w:eastAsia="inter" w:hAnsi="Times New Roman" w:cs="Times New Roman"/>
-        </w:rPr>
-        <w:t xml:space="preserve"> </w:t>
+        <w:t xml:space="preserve">subtracting unsigned ints </w:t>
       </w:r>
       <w:r>
         <w:rPr>
@@ -1012,8 +1069,8 @@
         <w:br/>
         <w:t>D. Carry=0 (Borrow=0)</w:t>
       </w:r>
-      <w:bookmarkStart w:id="3" w:name="fnref1:4"/>
-      <w:bookmarkEnd w:id="3"/>
+      <w:bookmarkStart w:id="2" w:name="fnref1:4"/>
+      <w:bookmarkEnd w:id="2"/>
     </w:p>
     <w:p>
       <w:pPr>
@@ -1087,8 +1144,8 @@
         <w:br/>
         <w:t>D. Carry always 0</w:t>
       </w:r>
-      <w:bookmarkStart w:id="4" w:name="fnref1:5"/>
-      <w:bookmarkEnd w:id="4"/>
+      <w:bookmarkStart w:id="3" w:name="fnref1:5"/>
+      <w:bookmarkEnd w:id="3"/>
     </w:p>
     <w:p>
       <w:pPr>
@@ -1151,8 +1208,8 @@
         <w:br/>
         <w:t>D. Add one then invert bits</w:t>
       </w:r>
-      <w:bookmarkStart w:id="5" w:name="fnref1:8"/>
-      <w:bookmarkEnd w:id="5"/>
+      <w:bookmarkStart w:id="4" w:name="fnref1:8"/>
+      <w:bookmarkEnd w:id="4"/>
     </w:p>
     <w:p>
       <w:pPr>
@@ -2183,7 +2240,7 @@
       <w:pPr>
         <w:keepNext/>
         <w:rPr>
-          <w:rFonts w:eastAsiaTheme="minorEastAsia" w:hint="eastAsia"/>
+          <w:rFonts w:eastAsiaTheme="minorEastAsia"/>
           <w:szCs w:val="22"/>
         </w:rPr>
       </w:pPr>
@@ -5148,11 +5205,11 @@
       <w:pPr>
         <w:spacing w:after="0"/>
       </w:pPr>
-      <w:bookmarkStart w:id="6" w:name="explanation"/>
+      <w:bookmarkStart w:id="5" w:name="explanation"/>
       <w:r>
         <w:t>Explanation</w:t>
       </w:r>
-      <w:bookmarkEnd w:id="6"/>
+      <w:bookmarkEnd w:id="5"/>
       <w:r>
         <w:t xml:space="preserve"> (optional)</w:t>
       </w:r>
@@ -5810,11 +5867,9 @@
             <w:shd w:val="clear" w:color="auto" w:fill="D9D9D9" w:themeFill="background1" w:themeFillShade="D9"/>
           </w:tcPr>
           <w:p>
-            <w:proofErr w:type="spellStart"/>
             <w:r>
               <w:t>Addr</w:t>
             </w:r>
-            <w:proofErr w:type="spellEnd"/>
           </w:p>
         </w:tc>
         <w:tc>
@@ -6336,11 +6391,9 @@
             <w:shd w:val="clear" w:color="auto" w:fill="D9D9D9" w:themeFill="background1" w:themeFillShade="D9"/>
           </w:tcPr>
           <w:p>
-            <w:proofErr w:type="spellStart"/>
             <w:r>
               <w:t>Addr</w:t>
             </w:r>
-            <w:proofErr w:type="spellEnd"/>
           </w:p>
         </w:tc>
         <w:tc>
@@ -6835,11 +6888,9 @@
               <w:spacing w:after="0"/>
               <w:jc w:val="center"/>
             </w:pPr>
-            <w:proofErr w:type="spellStart"/>
             <w:r>
               <w:t>Addr</w:t>
             </w:r>
-            <w:proofErr w:type="spellEnd"/>
           </w:p>
         </w:tc>
         <w:tc>
